--- a/data/master_cv.docx
+++ b/data/master_cv.docx
@@ -4,20 +4,15 @@
   <w:body>
     <w:p>
       <w:pPr>
-        <w:spacing w:after="60"/>
+        <w:spacing w:after="20"/>
         <w:jc w:val="center"/>
-        <w:rPr>
-          <w:sz w:val="36"/>
-          <w:szCs w:val="36"/>
-        </w:rPr>
-      </w:pPr>
-      <w:r>
-        <w:rPr>
-          <w:b/>
-          <w:bCs/>
-          <w:color w:val="1A5276"/>
-          <w:sz w:val="36"/>
-          <w:szCs w:val="36"/>
+      </w:pPr>
+      <w:r>
+        <w:rPr>
+          <w:b/>
+          <w:bCs/>
+          <w:sz w:val="32"/>
+          <w:szCs w:val="32"/>
         </w:rPr>
         <w:t>JEEVAKUMAR JAYACHANDRAN</w:t>
       </w:r>
@@ -28,106 +23,22 @@
         <w:jc w:val="center"/>
       </w:pPr>
       <w:r>
-        <w:rPr>
-          <w:color w:val="555555"/>
-        </w:rPr>
-        <w:t>MSc Finance Candidate  |  Investment Management &amp; Financial Analysis</w:t>
-      </w:r>
-    </w:p>
-    <w:p>
-      <w:pPr>
-        <w:spacing w:after="200"/>
-        <w:jc w:val="center"/>
-      </w:pPr>
-      <w:r>
-        <w:rPr>
-          <w:color w:val="555555"/>
-          <w:sz w:val="18"/>
-          <w:szCs w:val="18"/>
-        </w:rPr>
-        <w:t xml:space="preserve">Lancaster, UK  |  </w:t>
-      </w:r>
-      <w:hyperlink r:id="rId5" w:history="1">
-        <w:r>
-          <w:rPr>
-            <w:rStyle w:val="Hyperlink"/>
-            <w:sz w:val="18"/>
-            <w:szCs w:val="18"/>
-          </w:rPr>
-          <w:t xml:space="preserve">jeevajk2112@gmail.com </w:t>
-        </w:r>
-      </w:hyperlink>
-      <w:r>
-        <w:rPr>
-          <w:color w:val="555555"/>
-          <w:sz w:val="18"/>
-          <w:szCs w:val="18"/>
-        </w:rPr>
-        <w:t xml:space="preserve"> </w:t>
-      </w:r>
-      <w:r>
-        <w:rPr>
-          <w:color w:val="555555"/>
-          <w:sz w:val="18"/>
-          <w:szCs w:val="18"/>
-        </w:rPr>
-        <w:t xml:space="preserve">|  +44 7466 480480  |  </w:t>
-      </w:r>
-      <w:hyperlink r:id="rId6" w:history="1">
-        <w:r>
-          <w:rPr>
-            <w:rStyle w:val="Hyperlink"/>
-            <w:sz w:val="18"/>
-            <w:szCs w:val="18"/>
-          </w:rPr>
-          <w:t>https://www.linkedin.com/in/jeevakumar-j/</w:t>
-        </w:r>
-      </w:hyperlink>
+        <w:t>Lancaster, UK   |   jeevajk2112@gmail.com   |   +44 7466 480480   |   linkedin.com/in/jeevakumar-j</w:t>
+      </w:r>
     </w:p>
     <w:p>
       <w:pPr>
         <w:pBdr>
-          <w:bottom w:val="single" w:sz="8" w:space="4" w:color="1A5276"/>
+          <w:bottom w:val="single" w:sz="6" w:space="1" w:color="000000"/>
         </w:pBdr>
-        <w:spacing w:before="240" w:after="80"/>
-      </w:pPr>
-      <w:r>
-        <w:rPr>
-          <w:b/>
-          <w:bCs/>
-          <w:color w:val="1A5276"/>
-          <w:sz w:val="22"/>
-          <w:szCs w:val="22"/>
-        </w:rPr>
-        <w:t>PROFILE</w:t>
-      </w:r>
-    </w:p>
-    <w:p>
-      <w:pPr>
-        <w:spacing w:before="80" w:after="120"/>
-      </w:pPr>
-      <w:r>
-        <w:rPr>
-          <w:sz w:val="18"/>
-          <w:szCs w:val="18"/>
-        </w:rPr>
-        <w:t>Ambitious MSc Finance candidate at Lancaster University with 3+ years of hands-on financial analysis experience at Accenture. Passionate about investment management, with practical exposure to equity valuation, financial modelling, and portfolio theory through both academic projects and professional work. Strong analytical foundation combining commercial pricing strategy, profitability modelling, and capital markets research. Eager to deepen understanding of asset management through the Morgan Stanley Entrepreneurs in Action Investment Management Insight Programme.</w:t>
-      </w:r>
-    </w:p>
-    <w:p>
-      <w:pPr>
-        <w:pBdr>
-          <w:bottom w:val="single" w:sz="8" w:space="4" w:color="1A5276"/>
-        </w:pBdr>
-        <w:spacing w:before="240" w:after="80"/>
-      </w:pPr>
-      <w:r>
-        <w:rPr>
-          <w:b/>
-          <w:bCs/>
-          <w:color w:val="1A5276"/>
-          <w:sz w:val="22"/>
-          <w:szCs w:val="22"/>
+        <w:spacing w:before="130" w:after="50"/>
+      </w:pPr>
+      <w:r>
+        <w:rPr>
+          <w:b/>
+          <w:bCs/>
+          <w:sz w:val="24"/>
+          <w:szCs w:val="24"/>
         </w:rPr>
         <w:t>EDUCATION</w:t>
       </w:r>
@@ -135,161 +46,140 @@
     <w:p>
       <w:pPr>
         <w:tabs>
-          <w:tab w:val="right" w:pos="9026"/>
+          <w:tab w:val="right" w:pos="10800"/>
         </w:tabs>
-        <w:spacing w:before="120" w:after="20"/>
-      </w:pPr>
-      <w:r>
-        <w:rPr>
-          <w:b/>
-          <w:bCs/>
-          <w:sz w:val="19"/>
-          <w:szCs w:val="19"/>
-        </w:rPr>
-        <w:t>MSc Finance (1st Class Expected)</w:t>
-      </w:r>
+        <w:spacing w:before="60" w:after="10"/>
+      </w:pPr>
+      <w:r>
+        <w:rPr>
+          <w:b/>
+          <w:bCs/>
+        </w:rPr>
+        <w:t>MSc Finance</w:t>
+      </w:r>
+      <w:r>
+        <w:rPr>
+          <w:b/>
+          <w:bCs/>
+        </w:rPr>
+        <w:tab/>
+        <w:t>Oct 2025 – Aug 2026</w:t>
+      </w:r>
+    </w:p>
+    <w:p>
+      <w:pPr>
+        <w:spacing w:after="10"/>
+      </w:pPr>
+      <w:r>
+        <w:t>Lancaster University Management School, Lancaster, UK</w:t>
+      </w:r>
+    </w:p>
+    <w:p>
+      <w:pPr>
+        <w:spacing w:after="10"/>
+      </w:pPr>
       <w:r>
         <w:rPr>
           <w:i/>
           <w:iCs/>
-          <w:color w:val="555555"/>
-          <w:sz w:val="18"/>
-          <w:szCs w:val="18"/>
-        </w:rPr>
-        <w:tab/>
-      </w:r>
+        </w:rPr>
+        <w:t>First Class expected. Modules: Advanced Investment Management, Financial Modelling &amp; Valuation, Python for Data Analysis, Financial Databases (Bloomberg Terminal).</w:t>
+      </w:r>
+    </w:p>
+    <w:p>
+      <w:pPr>
+        <w:spacing w:after="30"/>
+      </w:pPr>
       <w:r>
         <w:rPr>
           <w:i/>
           <w:iCs/>
-          <w:color w:val="555555"/>
-          <w:sz w:val="18"/>
-          <w:szCs w:val="18"/>
-        </w:rPr>
-        <w:t xml:space="preserve">              </w:t>
-      </w:r>
+        </w:rPr>
+        <w:t>Dissertation: “The ESG Debt Premium in the Syndicated Loan Market: Does It Survive Financial Distress?” Panel regression on 135,000+ syndicated loan tranches (</w:t>
+      </w:r>
+      <w:proofErr w:type="spellStart"/>
       <w:r>
         <w:rPr>
           <w:i/>
           <w:iCs/>
-          <w:color w:val="555555"/>
-          <w:sz w:val="18"/>
-          <w:szCs w:val="18"/>
-        </w:rPr>
-        <w:t>Oct 2025 – Present</w:t>
-      </w:r>
-    </w:p>
-    <w:p>
-      <w:pPr>
-        <w:spacing w:after="20"/>
-      </w:pPr>
-      <w:r>
-        <w:rPr>
-          <w:color w:val="555555"/>
-          <w:sz w:val="18"/>
-          <w:szCs w:val="18"/>
-        </w:rPr>
-        <w:t>Lancaster University Management School  |  Lancaster, UK</w:t>
-      </w:r>
-    </w:p>
-    <w:p>
-      <w:pPr>
-        <w:spacing w:before="40" w:after="60"/>
-      </w:pPr>
+        </w:rPr>
+        <w:t>DealScan</w:t>
+      </w:r>
+      <w:proofErr w:type="spellEnd"/>
       <w:r>
         <w:rPr>
           <w:i/>
           <w:iCs/>
-          <w:color w:val="555555"/>
-          <w:sz w:val="18"/>
-          <w:szCs w:val="18"/>
-        </w:rPr>
-        <w:t>Relevant Modules: Advanced Investment Management, Financial Modelling &amp; Valuation, Python for Data Analysis, Financial Databases (Bloomberg Terminal)</w:t>
-      </w:r>
-    </w:p>
-    <w:p>
-      <w:pPr>
-        <w:tabs>
-          <w:tab w:val="right" w:pos="9026"/>
-        </w:tabs>
-        <w:spacing w:before="120" w:after="20"/>
-      </w:pPr>
-      <w:r>
-        <w:rPr>
-          <w:b/>
-          <w:bCs/>
-          <w:sz w:val="19"/>
-          <w:szCs w:val="19"/>
-        </w:rPr>
-        <w:t>CMA Intermediate</w:t>
-      </w:r>
+        </w:rPr>
+        <w:t xml:space="preserve">, </w:t>
+      </w:r>
+      <w:proofErr w:type="spellStart"/>
       <w:r>
         <w:rPr>
           <w:i/>
           <w:iCs/>
-          <w:color w:val="555555"/>
-          <w:sz w:val="18"/>
-          <w:szCs w:val="18"/>
-        </w:rPr>
-        <w:tab/>
-      </w:r>
+        </w:rPr>
+        <w:t>Compustat</w:t>
+      </w:r>
+      <w:proofErr w:type="spellEnd"/>
       <w:r>
         <w:rPr>
           <w:i/>
           <w:iCs/>
-          <w:color w:val="555555"/>
-          <w:sz w:val="18"/>
-          <w:szCs w:val="18"/>
-        </w:rPr>
-        <w:t xml:space="preserve">   </w:t>
-      </w:r>
+        </w:rPr>
+        <w:t xml:space="preserve">, </w:t>
+      </w:r>
+      <w:proofErr w:type="spellStart"/>
       <w:r>
         <w:rPr>
           <w:i/>
           <w:iCs/>
-          <w:color w:val="555555"/>
-          <w:sz w:val="18"/>
-          <w:szCs w:val="18"/>
-        </w:rPr>
-        <w:t>Apr 2019 – Dec 2019</w:t>
-      </w:r>
-    </w:p>
-    <w:p>
-      <w:pPr>
-        <w:spacing w:after="20"/>
-      </w:pPr>
-      <w:r>
-        <w:rPr>
-          <w:color w:val="555555"/>
-          <w:sz w:val="18"/>
-          <w:szCs w:val="18"/>
-        </w:rPr>
-        <w:t>Institute of Cost Accountants of India  |  Chennai, India</w:t>
-      </w:r>
-    </w:p>
-    <w:p>
-      <w:pPr>
-        <w:tabs>
-          <w:tab w:val="right" w:pos="9026"/>
-        </w:tabs>
-        <w:spacing w:before="120" w:after="20"/>
-      </w:pPr>
-      <w:r>
-        <w:rPr>
-          <w:b/>
-          <w:bCs/>
-          <w:sz w:val="19"/>
-          <w:szCs w:val="19"/>
-        </w:rPr>
-        <w:t>Master of Commerce (M.Com)  |  82%</w:t>
-      </w:r>
+        </w:rPr>
+        <w:t>RepRisk</w:t>
+      </w:r>
+      <w:proofErr w:type="spellEnd"/>
       <w:r>
         <w:rPr>
           <w:i/>
           <w:iCs/>
-          <w:color w:val="555555"/>
-          <w:sz w:val="18"/>
-          <w:szCs w:val="18"/>
+        </w:rPr>
+        <w:t>) in R.</w:t>
+      </w:r>
+    </w:p>
+    <w:p>
+      <w:pPr>
+        <w:tabs>
+          <w:tab w:val="right" w:pos="10800"/>
+        </w:tabs>
+        <w:spacing w:before="60" w:after="10"/>
+      </w:pPr>
+      <w:r>
+        <w:rPr>
+          <w:b/>
+          <w:bCs/>
+        </w:rPr>
+        <w:t>Master of Commerce (</w:t>
+      </w:r>
+      <w:proofErr w:type="gramStart"/>
+      <w:r>
+        <w:rPr>
+          <w:b/>
+          <w:bCs/>
+        </w:rPr>
+        <w:t>M.Com</w:t>
+      </w:r>
+      <w:proofErr w:type="gramEnd"/>
+      <w:r>
+        <w:rPr>
+          <w:b/>
+          <w:bCs/>
+        </w:rPr>
+        <w:t>), 82%</w:t>
+      </w:r>
+      <w:r>
+        <w:rPr>
+          <w:b/>
+          <w:bCs/>
         </w:rPr>
         <w:tab/>
         <w:t>Jun 2019 – Apr 2021</w:t>
@@ -297,88 +187,97 @@
     </w:p>
     <w:p>
       <w:pPr>
-        <w:spacing w:after="20"/>
-      </w:pPr>
-      <w:r>
-        <w:rPr>
-          <w:color w:val="555555"/>
-          <w:sz w:val="18"/>
-          <w:szCs w:val="18"/>
-        </w:rPr>
-        <w:t>KCS College of Arts and Science  |  Chennai, India</w:t>
+        <w:spacing w:after="30"/>
+      </w:pPr>
+      <w:r>
+        <w:t>KCS College of Arts and Science, Chennai, India</w:t>
       </w:r>
     </w:p>
     <w:p>
       <w:pPr>
         <w:tabs>
-          <w:tab w:val="right" w:pos="9026"/>
+          <w:tab w:val="right" w:pos="10800"/>
         </w:tabs>
-        <w:spacing w:before="120" w:after="20"/>
-      </w:pPr>
-      <w:r>
-        <w:rPr>
-          <w:b/>
-          <w:bCs/>
-          <w:sz w:val="19"/>
-          <w:szCs w:val="19"/>
-        </w:rPr>
-        <w:t>Bachelor of Commerce (B.Com)  |  72%</w:t>
-      </w:r>
-      <w:r>
-        <w:rPr>
-          <w:i/>
-          <w:iCs/>
-          <w:color w:val="555555"/>
-          <w:sz w:val="18"/>
-          <w:szCs w:val="18"/>
+        <w:spacing w:before="60" w:after="10"/>
+      </w:pPr>
+      <w:r>
+        <w:rPr>
+          <w:b/>
+          <w:bCs/>
+        </w:rPr>
+        <w:t>Bachelor of Commerce (</w:t>
+      </w:r>
+      <w:proofErr w:type="gramStart"/>
+      <w:r>
+        <w:rPr>
+          <w:b/>
+          <w:bCs/>
+        </w:rPr>
+        <w:t>B.Com</w:t>
+      </w:r>
+      <w:proofErr w:type="gramEnd"/>
+      <w:r>
+        <w:rPr>
+          <w:b/>
+          <w:bCs/>
+        </w:rPr>
+        <w:t>), 72%</w:t>
+      </w:r>
+      <w:r>
+        <w:rPr>
+          <w:b/>
+          <w:bCs/>
         </w:rPr>
         <w:tab/>
         <w:t>Jun 2016 – Apr 2019</w:t>
       </w:r>
     </w:p>
     <w:p>
-      <w:pPr>
-        <w:spacing w:after="20"/>
-      </w:pPr>
-      <w:r>
-        <w:rPr>
-          <w:color w:val="555555"/>
-          <w:sz w:val="18"/>
-          <w:szCs w:val="18"/>
-        </w:rPr>
-        <w:t>KCS College of Arts and Science  |  Chennai, India</w:t>
+      <w:r>
+        <w:t>KCS College of Arts and Science, Chennai, India</w:t>
       </w:r>
     </w:p>
     <w:p>
       <w:pPr>
         <w:pBdr>
-          <w:bottom w:val="single" w:sz="8" w:space="4" w:color="1A5276"/>
+          <w:bottom w:val="single" w:sz="6" w:space="1" w:color="000000"/>
         </w:pBdr>
-        <w:spacing w:before="240" w:after="80"/>
-      </w:pPr>
-      <w:r>
-        <w:rPr>
-          <w:b/>
-          <w:bCs/>
-          <w:color w:val="1A5276"/>
-          <w:sz w:val="22"/>
-          <w:szCs w:val="22"/>
-        </w:rPr>
-        <w:t>INVESTMENT &amp; FINANCIAL ANALYSIS PROJECTS</w:t>
-      </w:r>
-    </w:p>
-    <w:p>
-      <w:pPr>
-        <w:spacing w:before="120" w:after="40"/>
-      </w:pPr>
-      <w:r>
-        <w:rPr>
-          <w:b/>
-          <w:bCs/>
-          <w:sz w:val="19"/>
-          <w:szCs w:val="19"/>
-        </w:rPr>
-        <w:t>Equity Valuation &amp; Risk Analysis – FTSE 350 Portfolio</w:t>
+        <w:spacing w:before="130" w:after="50"/>
+      </w:pPr>
+      <w:r>
+        <w:rPr>
+          <w:b/>
+          <w:bCs/>
+          <w:sz w:val="24"/>
+          <w:szCs w:val="24"/>
+        </w:rPr>
+        <w:t>PROFESSIONAL EXPERIENCE</w:t>
+      </w:r>
+    </w:p>
+    <w:p>
+      <w:pPr>
+        <w:tabs>
+          <w:tab w:val="right" w:pos="10800"/>
+        </w:tabs>
+        <w:spacing w:before="60" w:after="10"/>
+      </w:pPr>
+      <w:r>
+        <w:rPr>
+          <w:b/>
+          <w:bCs/>
+        </w:rPr>
+        <w:t>Pricing Associate (Financial Analyst)</w:t>
+      </w:r>
+      <w:r>
+        <w:t>, Accenture, Bengaluru, India</w:t>
+      </w:r>
+      <w:r>
+        <w:rPr>
+          <w:b/>
+          <w:bCs/>
+        </w:rPr>
+        <w:tab/>
+        <w:t>Jun 2023 – Sep 2025</w:t>
       </w:r>
     </w:p>
     <w:p>
@@ -388,14 +287,10 @@
           <w:ilvl w:val="0"/>
           <w:numId w:val="2"/>
         </w:numPr>
-        <w:spacing w:before="40" w:after="40"/>
-      </w:pPr>
-      <w:r>
-        <w:rPr>
-          <w:sz w:val="18"/>
-          <w:szCs w:val="18"/>
-        </w:rPr>
-        <w:t>Applied CAPM to 10 FTSE 350 companies including HSBC, Barclays, Glencore and Unilever to calculate beta and risk-adjusted expected returns.</w:t>
+        <w:spacing w:after="40"/>
+      </w:pPr>
+      <w:r>
+        <w:t>Engineered and maintained 600+ pricing and profitability models for multimillion-dollar outsourcing contracts, producing the revenue and cost forecasts that underpinned executive deal-approval decisions.</w:t>
       </w:r>
     </w:p>
     <w:p>
@@ -405,14 +300,10 @@
           <w:ilvl w:val="0"/>
           <w:numId w:val="2"/>
         </w:numPr>
-        <w:spacing w:before="40" w:after="40"/>
-      </w:pPr>
-      <w:r>
-        <w:rPr>
-          <w:sz w:val="18"/>
-          <w:szCs w:val="18"/>
-        </w:rPr>
-        <w:t>Identified HSBC and Barclays as undervalued (Buy/Hold) and Glencore and Unilever as overvalued (Sell) based on systematic risk and market pricing analysis.</w:t>
+        <w:spacing w:after="40"/>
+      </w:pPr>
+      <w:r>
+        <w:t>Structured competitive pricing strategies that maximised long-term contract profitability by partnering with senior sales and finance stakeholders to evaluate deal economics and commercial terms.</w:t>
       </w:r>
     </w:p>
     <w:p>
@@ -422,28 +313,10 @@
           <w:ilvl w:val="0"/>
           <w:numId w:val="2"/>
         </w:numPr>
-        <w:spacing w:before="40" w:after="40"/>
-      </w:pPr>
-      <w:r>
-        <w:rPr>
-          <w:sz w:val="18"/>
-          <w:szCs w:val="18"/>
-        </w:rPr>
-        <w:t>Developed investment rationale grounded in fundamental analysis and return-risk trade-off frameworks.</w:t>
-      </w:r>
-    </w:p>
-    <w:p>
-      <w:pPr>
-        <w:spacing w:before="120" w:after="40"/>
-      </w:pPr>
-      <w:r>
-        <w:rPr>
-          <w:b/>
-          <w:bCs/>
-          <w:sz w:val="19"/>
-          <w:szCs w:val="19"/>
-        </w:rPr>
-        <w:t>Unilever PLC – Intrinsic Valuation via FCFF DCF Model</w:t>
+        <w:spacing w:after="40"/>
+      </w:pPr>
+      <w:r>
+        <w:t>Quantified margin impacts across multiple deal scenarios by running multi-variable sensitivity analysis, isolating the key cost drivers and downside risks that shaped final bid strategy.</w:t>
       </w:r>
     </w:p>
     <w:p>
@@ -453,14 +326,10 @@
           <w:ilvl w:val="0"/>
           <w:numId w:val="2"/>
         </w:numPr>
-        <w:spacing w:before="40" w:after="40"/>
-      </w:pPr>
-      <w:r>
-        <w:rPr>
-          <w:sz w:val="18"/>
-          <w:szCs w:val="18"/>
-        </w:rPr>
-        <w:t>Built a full FCFF discounted cash flow model to determine Unilever's intrinsic equity value.</w:t>
+        <w:spacing w:after="40"/>
+      </w:pPr>
+      <w:r>
+        <w:t>Reduced manual reporting time by 30% by designing automated performance dashboards in Excel VBA, accelerating decision-making cycles across the pricing team.</w:t>
       </w:r>
     </w:p>
     <w:p>
@@ -470,14 +339,44 @@
           <w:ilvl w:val="0"/>
           <w:numId w:val="2"/>
         </w:numPr>
-        <w:spacing w:before="40" w:after="40"/>
-      </w:pPr>
-      <w:r>
-        <w:rPr>
-          <w:sz w:val="18"/>
-          <w:szCs w:val="18"/>
-        </w:rPr>
-        <w:t>Conducted scenario and sensitivity analysis across WACC, terminal growth rate, and operating margin assumptions to stress-test valuation outputs.</w:t>
+        <w:spacing w:after="40"/>
+      </w:pPr>
+      <w:r>
+        <w:t>Surfaced margin-improvement opportunities by conducting variance and trend analysis on large pricing datasets, distilling complex figures into clear recommendations for non-financial stakeholders.</w:t>
+      </w:r>
+    </w:p>
+    <w:p>
+      <w:pPr>
+        <w:tabs>
+          <w:tab w:val="right" w:pos="10800"/>
+        </w:tabs>
+        <w:spacing w:before="60" w:after="10"/>
+      </w:pPr>
+      <w:r>
+        <w:rPr>
+          <w:b/>
+          <w:bCs/>
+        </w:rPr>
+        <w:t>Finance Assistant</w:t>
+      </w:r>
+      <w:r>
+        <w:t>, SMS LLP (</w:t>
+      </w:r>
+      <w:proofErr w:type="spellStart"/>
+      <w:r>
+        <w:t>Mtandt</w:t>
+      </w:r>
+      <w:proofErr w:type="spellEnd"/>
+      <w:r>
+        <w:t xml:space="preserve"> Group), Chennai, India</w:t>
+      </w:r>
+      <w:r>
+        <w:rPr>
+          <w:b/>
+          <w:bCs/>
+        </w:rPr>
+        <w:tab/>
+        <w:t>Feb 2022 – May 2023</w:t>
       </w:r>
     </w:p>
     <w:p>
@@ -487,66 +386,10 @@
           <w:ilvl w:val="0"/>
           <w:numId w:val="2"/>
         </w:numPr>
-        <w:spacing w:before="40" w:after="40"/>
-      </w:pPr>
-      <w:r>
-        <w:rPr>
-          <w:sz w:val="18"/>
-          <w:szCs w:val="18"/>
-        </w:rPr>
-        <w:t>Presented equity research-style conclusions, identifying Unilever as a defensive, cash-generative business with limited near-term upside – driven by macro and discount-rate risk.</w:t>
-      </w:r>
-    </w:p>
-    <w:p>
-      <w:pPr>
-        <w:pBdr>
-          <w:bottom w:val="single" w:sz="8" w:space="4" w:color="1A5276"/>
-        </w:pBdr>
-        <w:spacing w:before="240" w:after="80"/>
-      </w:pPr>
-      <w:r>
-        <w:rPr>
-          <w:b/>
-          <w:bCs/>
-          <w:color w:val="1A5276"/>
-          <w:sz w:val="22"/>
-          <w:szCs w:val="22"/>
-        </w:rPr>
-        <w:t>PROFESSIONAL EXPERIENCE</w:t>
-      </w:r>
-    </w:p>
-    <w:p>
-      <w:pPr>
-        <w:tabs>
-          <w:tab w:val="right" w:pos="9026"/>
-        </w:tabs>
-        <w:spacing w:before="160" w:after="40"/>
-      </w:pPr>
-      <w:r>
-        <w:rPr>
-          <w:b/>
-          <w:bCs/>
-        </w:rPr>
-        <w:t>Pricing Associate (Financial Analyst)</w:t>
-      </w:r>
-      <w:r>
-        <w:rPr>
-          <w:color w:val="555555"/>
-          <w:sz w:val="18"/>
-          <w:szCs w:val="18"/>
-        </w:rPr>
-        <w:t xml:space="preserve">  |  Accenture  |  Bengaluru, India</w:t>
-      </w:r>
-      <w:r>
-        <w:rPr>
-          <w:i/>
-          <w:iCs/>
-          <w:color w:val="555555"/>
-          <w:sz w:val="18"/>
-          <w:szCs w:val="18"/>
-        </w:rPr>
-        <w:tab/>
-        <w:t>Jun 2023 – Sep 2025</w:t>
+        <w:spacing w:after="40"/>
+      </w:pPr>
+      <w:r>
+        <w:t>Produced monthly management accounts and forecasts that supported executive decision-making, consolidating financial statements into concise reporting for non-financial leaders.</w:t>
       </w:r>
     </w:p>
     <w:p>
@@ -556,23 +399,10 @@
           <w:ilvl w:val="0"/>
           <w:numId w:val="2"/>
         </w:numPr>
-        <w:spacing w:before="40" w:after="40"/>
-      </w:pPr>
-      <w:r>
-        <w:rPr>
-          <w:b/>
-          <w:bCs/>
-          <w:sz w:val="18"/>
-          <w:szCs w:val="18"/>
-        </w:rPr>
-        <w:t xml:space="preserve">Financial Modelling – </w:t>
-      </w:r>
-      <w:r>
-        <w:rPr>
-          <w:sz w:val="18"/>
-          <w:szCs w:val="18"/>
-        </w:rPr>
-        <w:t>Built and maintained complex pricing and profitability models for large outsourcing contracts covering 600+ deliverables, generating revenue and cost forecasts used in deal approval decisions.</w:t>
+        <w:spacing w:after="40"/>
+      </w:pPr>
+      <w:r>
+        <w:t>Reduced potential financial losses by 12% by conducting inventory and asset-performance analysis and recommending targeted provisions to management.</w:t>
       </w:r>
     </w:p>
     <w:p>
@@ -582,23 +412,39 @@
           <w:ilvl w:val="0"/>
           <w:numId w:val="2"/>
         </w:numPr>
-        <w:spacing w:before="40" w:after="40"/>
-      </w:pPr>
-      <w:r>
-        <w:rPr>
-          <w:b/>
-          <w:bCs/>
-          <w:sz w:val="18"/>
-          <w:szCs w:val="18"/>
-        </w:rPr>
-        <w:t xml:space="preserve">Scenario &amp; Sensitivity Analysis – </w:t>
-      </w:r>
-      <w:r>
-        <w:rPr>
-          <w:sz w:val="18"/>
-          <w:szCs w:val="18"/>
-        </w:rPr>
-        <w:t>Performed multi-variable scenario modelling to evaluate financial risks, identify key cost drivers, and quantify margin impacts under varying assumptions.</w:t>
+        <w:spacing w:after="40"/>
+      </w:pPr>
+      <w:r>
+        <w:t>Tracked financial performance against annual targets by supporting the budgeting cycle and delivering monthly variance analysis.</w:t>
+      </w:r>
+    </w:p>
+    <w:p>
+      <w:pPr>
+        <w:pBdr>
+          <w:bottom w:val="single" w:sz="6" w:space="1" w:color="000000"/>
+        </w:pBdr>
+        <w:spacing w:before="130" w:after="50"/>
+      </w:pPr>
+      <w:r>
+        <w:rPr>
+          <w:b/>
+          <w:bCs/>
+          <w:sz w:val="24"/>
+          <w:szCs w:val="24"/>
+        </w:rPr>
+        <w:t>INVESTMENT &amp; FINANCIAL ANALYSIS PROJECTS</w:t>
+      </w:r>
+    </w:p>
+    <w:p>
+      <w:pPr>
+        <w:spacing w:before="50" w:after="10"/>
+      </w:pPr>
+      <w:r>
+        <w:rPr>
+          <w:b/>
+          <w:bCs/>
+        </w:rPr>
+        <w:t>Unilever PLC: Intrinsic Valuation via FCFF DCF Model</w:t>
       </w:r>
     </w:p>
     <w:p>
@@ -608,23 +454,10 @@
           <w:ilvl w:val="0"/>
           <w:numId w:val="2"/>
         </w:numPr>
-        <w:spacing w:before="40" w:after="40"/>
-      </w:pPr>
-      <w:r>
-        <w:rPr>
-          <w:b/>
-          <w:bCs/>
-          <w:sz w:val="18"/>
-          <w:szCs w:val="18"/>
-        </w:rPr>
-        <w:t xml:space="preserve">Commercial Decision Support – </w:t>
-      </w:r>
-      <w:r>
-        <w:rPr>
-          <w:sz w:val="18"/>
-          <w:szCs w:val="18"/>
-        </w:rPr>
-        <w:t>Partnered with senior Sales and Finance stakeholders to evaluate deal economics, structure competitive pricing strategies, and maximise long-term profitability.</w:t>
+        <w:spacing w:after="40"/>
+      </w:pPr>
+      <w:r>
+        <w:t>Valued Unilever’s intrinsic equity by building a full FCFF discounted cash flow model, stress-testing outputs through scenario and sensitivity analysis across WACC, terminal growth, and operating-margin assumptions.</w:t>
       </w:r>
     </w:p>
     <w:p>
@@ -634,23 +467,22 @@
           <w:ilvl w:val="0"/>
           <w:numId w:val="2"/>
         </w:numPr>
-        <w:spacing w:before="40" w:after="40"/>
-      </w:pPr>
-      <w:r>
-        <w:rPr>
-          <w:b/>
-          <w:bCs/>
-          <w:sz w:val="18"/>
-          <w:szCs w:val="18"/>
-        </w:rPr>
-        <w:t xml:space="preserve">Automation &amp; Dashboards – </w:t>
-      </w:r>
-      <w:r>
-        <w:rPr>
-          <w:sz w:val="18"/>
-          <w:szCs w:val="18"/>
-        </w:rPr>
-        <w:t>Designed automated performance dashboards using Excel VBA, cutting manual reporting time by 30% and accelerating financial decision-making cycles.</w:t>
+        <w:spacing w:after="40"/>
+      </w:pPr>
+      <w:r>
+        <w:t>Framed an equity-research-style recommendation identifying Unilever as a defensive, cash-generative business with limited near-term upside, driven by macro and discount-rate risk.</w:t>
+      </w:r>
+    </w:p>
+    <w:p>
+      <w:pPr>
+        <w:spacing w:before="50" w:after="10"/>
+      </w:pPr>
+      <w:r>
+        <w:rPr>
+          <w:b/>
+          <w:bCs/>
+        </w:rPr>
+        <w:t>FTSE 350 Portfolio: Equity Valuation &amp; Risk Analysis</w:t>
       </w:r>
     </w:p>
     <w:p>
@@ -660,57 +492,10 @@
           <w:ilvl w:val="0"/>
           <w:numId w:val="2"/>
         </w:numPr>
-        <w:spacing w:before="40" w:after="40"/>
-      </w:pPr>
-      <w:r>
-        <w:rPr>
-          <w:b/>
-          <w:bCs/>
-          <w:sz w:val="18"/>
-          <w:szCs w:val="18"/>
-        </w:rPr>
-        <w:t xml:space="preserve">Data Analysis – </w:t>
-      </w:r>
-      <w:r>
-        <w:rPr>
-          <w:sz w:val="18"/>
-          <w:szCs w:val="18"/>
-        </w:rPr>
-        <w:t>Analysed large pricing datasets to identify trends, performance gaps and opportunities for margin improvement; conducted variance and trend analysis for business planning.</w:t>
-      </w:r>
-    </w:p>
-    <w:p>
-      <w:pPr>
-        <w:tabs>
-          <w:tab w:val="right" w:pos="9026"/>
-        </w:tabs>
-        <w:spacing w:before="160" w:after="40"/>
-      </w:pPr>
-      <w:r>
-        <w:rPr>
-          <w:b/>
-          <w:bCs/>
-        </w:rPr>
-        <w:t>Finance Assistant</w:t>
-      </w:r>
-      <w:r>
-        <w:rPr>
-          <w:color w:val="555555"/>
-          <w:sz w:val="18"/>
-          <w:szCs w:val="18"/>
-        </w:rPr>
-        <w:t xml:space="preserve">  |  SMS LLP (Mtandt Group Company)  |  Chennai, India</w:t>
-      </w:r>
-      <w:r>
-        <w:rPr>
-          <w:i/>
-          <w:iCs/>
-          <w:color w:val="555555"/>
-          <w:sz w:val="18"/>
-          <w:szCs w:val="18"/>
-        </w:rPr>
-        <w:tab/>
-        <w:t>Feb 2022 – May 2023</w:t>
+        <w:spacing w:after="40"/>
+      </w:pPr>
+      <w:r>
+        <w:t>Calculated beta and risk-adjusted expected returns for 10 FTSE 350 companies by applying the CAPM, flagging HSBC and Barclays as undervalued (Buy/Hold) and Glencore and Unilever as overvalued (Sell).</w:t>
       </w:r>
     </w:p>
     <w:p>
@@ -720,203 +505,92 @@
           <w:ilvl w:val="0"/>
           <w:numId w:val="2"/>
         </w:numPr>
-        <w:spacing w:before="40" w:after="40"/>
-      </w:pPr>
-      <w:r>
-        <w:rPr>
-          <w:sz w:val="18"/>
-          <w:szCs w:val="18"/>
-        </w:rPr>
-        <w:t xml:space="preserve">Produced monthly management accounts, forecasts, and </w:t>
-      </w:r>
-      <w:r>
-        <w:rPr>
-          <w:sz w:val="18"/>
-          <w:szCs w:val="18"/>
-        </w:rPr>
-        <w:t>financial</w:t>
-      </w:r>
-      <w:r>
-        <w:rPr>
-          <w:sz w:val="18"/>
-          <w:szCs w:val="18"/>
-        </w:rPr>
-        <w:t xml:space="preserve"> </w:t>
-      </w:r>
-      <w:r>
-        <w:rPr>
-          <w:sz w:val="18"/>
-          <w:szCs w:val="18"/>
-        </w:rPr>
-        <w:t>statement</w:t>
-      </w:r>
-      <w:r>
-        <w:rPr>
-          <w:sz w:val="18"/>
-          <w:szCs w:val="18"/>
-        </w:rPr>
-        <w:t xml:space="preserve"> to support executive decision-making.</w:t>
-      </w:r>
-    </w:p>
-    <w:p>
-      <w:pPr>
-        <w:pStyle w:val="ListParagraph"/>
-        <w:numPr>
-          <w:ilvl w:val="0"/>
-          <w:numId w:val="2"/>
-        </w:numPr>
-        <w:spacing w:before="40" w:after="40"/>
-      </w:pPr>
-      <w:r>
-        <w:rPr>
-          <w:sz w:val="18"/>
-          <w:szCs w:val="18"/>
-        </w:rPr>
-        <w:t>Conducted inventory and asset performance analysis, recommending provisions that reduced potential financial losses by 12%.</w:t>
-      </w:r>
-    </w:p>
-    <w:p>
-      <w:pPr>
-        <w:pStyle w:val="ListParagraph"/>
-        <w:numPr>
-          <w:ilvl w:val="0"/>
-          <w:numId w:val="2"/>
-        </w:numPr>
-        <w:spacing w:before="40" w:after="40"/>
-      </w:pPr>
-      <w:r>
-        <w:rPr>
-          <w:sz w:val="18"/>
-          <w:szCs w:val="18"/>
-        </w:rPr>
-        <w:t>Supported annual budgeting and variance analysis to track financial performance against targets.</w:t>
+        <w:spacing w:after="40"/>
+      </w:pPr>
+      <w:r>
+        <w:t>Formulated a buy/sell investment rationale grounded in systematic-risk and return-risk trade-off frameworks.</w:t>
       </w:r>
     </w:p>
     <w:p>
       <w:pPr>
         <w:pBdr>
-          <w:bottom w:val="single" w:sz="8" w:space="4" w:color="1A5276"/>
+          <w:bottom w:val="single" w:sz="6" w:space="1" w:color="000000"/>
         </w:pBdr>
-        <w:spacing w:before="240" w:after="80"/>
-      </w:pPr>
-      <w:r>
-        <w:rPr>
-          <w:b/>
-          <w:bCs/>
-          <w:color w:val="1A5276"/>
-          <w:sz w:val="22"/>
-          <w:szCs w:val="22"/>
-        </w:rPr>
-        <w:t>SKILLS &amp; TOOLS</w:t>
-      </w:r>
-    </w:p>
-    <w:p>
-      <w:pPr>
-        <w:pStyle w:val="ListParagraph"/>
-        <w:numPr>
-          <w:ilvl w:val="0"/>
-          <w:numId w:val="2"/>
-        </w:numPr>
-        <w:spacing w:before="40" w:after="40"/>
-      </w:pPr>
-      <w:r>
-        <w:rPr>
-          <w:b/>
-          <w:bCs/>
-          <w:sz w:val="18"/>
-          <w:szCs w:val="18"/>
-        </w:rPr>
-        <w:t xml:space="preserve">Financial Analysis – </w:t>
-      </w:r>
-      <w:r>
-        <w:rPr>
-          <w:sz w:val="18"/>
-          <w:szCs w:val="18"/>
-        </w:rPr>
-        <w:t>Equity Valuation (DCF, CAPM), Profitability Modelling, Scenario &amp; Sensitivity Analysis, Financial Forecasting</w:t>
-      </w:r>
-    </w:p>
-    <w:p>
-      <w:pPr>
-        <w:pStyle w:val="ListParagraph"/>
-        <w:numPr>
-          <w:ilvl w:val="0"/>
-          <w:numId w:val="2"/>
-        </w:numPr>
-        <w:spacing w:before="40" w:after="40"/>
-      </w:pPr>
-      <w:r>
-        <w:rPr>
-          <w:b/>
-          <w:bCs/>
-          <w:sz w:val="18"/>
-          <w:szCs w:val="18"/>
-        </w:rPr>
-        <w:t xml:space="preserve">Technical Tools – </w:t>
-      </w:r>
-      <w:r>
-        <w:rPr>
-          <w:sz w:val="18"/>
-          <w:szCs w:val="18"/>
-        </w:rPr>
-        <w:t>Bloomberg Terminal, Advanced Excel (VBA, Power Query), Python (data visualisation), SQL (Basic), PowerPoint</w:t>
-      </w:r>
-    </w:p>
-    <w:p>
-      <w:pPr>
-        <w:pStyle w:val="ListParagraph"/>
-        <w:numPr>
-          <w:ilvl w:val="0"/>
-          <w:numId w:val="2"/>
-        </w:numPr>
-        <w:spacing w:before="40" w:after="40"/>
-      </w:pPr>
-      <w:r>
-        <w:rPr>
-          <w:b/>
-          <w:bCs/>
-          <w:sz w:val="18"/>
-          <w:szCs w:val="18"/>
-        </w:rPr>
-        <w:t xml:space="preserve">Finance Knowledge – </w:t>
-      </w:r>
-      <w:r>
-        <w:rPr>
-          <w:sz w:val="18"/>
-          <w:szCs w:val="18"/>
-        </w:rPr>
-        <w:t>Investment Management, Capital Markets, Financial Reporting, Cost Analysis, Variance Analysis</w:t>
-      </w:r>
-    </w:p>
-    <w:p>
-      <w:pPr>
-        <w:pStyle w:val="ListParagraph"/>
-        <w:numPr>
-          <w:ilvl w:val="0"/>
-          <w:numId w:val="2"/>
-        </w:numPr>
-        <w:spacing w:before="40" w:after="40"/>
-      </w:pPr>
-      <w:r>
-        <w:rPr>
-          <w:b/>
-          <w:bCs/>
-          <w:sz w:val="18"/>
-          <w:szCs w:val="18"/>
-        </w:rPr>
-        <w:t xml:space="preserve">Soft Skills – </w:t>
-      </w:r>
-      <w:r>
-        <w:rPr>
-          <w:sz w:val="18"/>
-          <w:szCs w:val="18"/>
-        </w:rPr>
-        <w:t>Analytical Thinking, Stakeholder Communication, Cross-functional Collaboration, Report Writing</w:t>
+        <w:spacing w:before="130" w:after="50"/>
+      </w:pPr>
+      <w:r>
+        <w:rPr>
+          <w:b/>
+          <w:bCs/>
+          <w:sz w:val="24"/>
+          <w:szCs w:val="24"/>
+        </w:rPr>
+        <w:t>SKILLS &amp; INTERESTS</w:t>
+      </w:r>
+    </w:p>
+    <w:p>
+      <w:pPr>
+        <w:spacing w:after="30"/>
+      </w:pPr>
+      <w:r>
+        <w:rPr>
+          <w:b/>
+          <w:bCs/>
+        </w:rPr>
+        <w:t xml:space="preserve">Technical Tools: </w:t>
+      </w:r>
+      <w:r>
+        <w:t>Advanced Excel (VBA, Power Query), Bloomberg Terminal, Python (pandas, data visualisation), R (panel regression), SQL, PowerPoint</w:t>
+      </w:r>
+    </w:p>
+    <w:p>
+      <w:pPr>
+        <w:spacing w:after="30"/>
+      </w:pPr>
+      <w:r>
+        <w:rPr>
+          <w:b/>
+          <w:bCs/>
+        </w:rPr>
+        <w:t xml:space="preserve">Financial Competencies: </w:t>
+      </w:r>
+      <w:r>
+        <w:t>Equity Valuation (DCF, CAPM), Pricing &amp; Profitability Modelling, Scenario &amp; Sensitivity Analysis, Financial Forecasting, Management Accounting, Variance Analysis</w:t>
+      </w:r>
+    </w:p>
+    <w:p>
+      <w:pPr>
+        <w:spacing w:after="30"/>
+      </w:pPr>
+      <w:r>
+        <w:rPr>
+          <w:b/>
+          <w:bCs/>
+        </w:rPr>
+        <w:t xml:space="preserve">Certifications: </w:t>
+      </w:r>
+      <w:r>
+        <w:t>CMA Intermediate, Institute of Cost Accountants of India (ICAI)</w:t>
+      </w:r>
+    </w:p>
+    <w:p>
+      <w:pPr>
+        <w:spacing w:after="30"/>
+      </w:pPr>
+      <w:r>
+        <w:rPr>
+          <w:b/>
+          <w:bCs/>
+        </w:rPr>
+        <w:t xml:space="preserve">Interests: </w:t>
+      </w:r>
+      <w:r>
+        <w:t>Chess, Painting.</w:t>
       </w:r>
     </w:p>
     <w:sectPr>
-      <w:pgSz w:w="11906" w:h="16838"/>
-      <w:pgMar w:top="425" w:right="425" w:bottom="425" w:left="425" w:header="709" w:footer="709" w:gutter="0"/>
+      <w:pgSz w:w="12240" w:h="15840"/>
+      <w:pgMar w:top="720" w:right="720" w:bottom="720" w:left="720" w:header="708" w:footer="708" w:gutter="0"/>
       <w:cols w:space="720"/>
       <w:docGrid w:linePitch="360"/>
     </w:sectPr>
@@ -927,19 +601,79 @@
 <file path=word/numbering.xml><?xml version="1.0" encoding="utf-8"?>
 <w:numbering xmlns:wpc="http://schemas.microsoft.com/office/word/2010/wordprocessingCanvas" xmlns:cx="http://schemas.microsoft.com/office/drawing/2014/chartex" xmlns:cx1="http://schemas.microsoft.com/office/drawing/2015/9/8/chartex" xmlns:cx2="http://schemas.microsoft.com/office/drawing/2015/10/21/chartex" xmlns:cx3="http://schemas.microsoft.com/office/drawing/2016/5/9/chartex" xmlns:cx4="http://schemas.microsoft.com/office/drawing/2016/5/10/chartex" xmlns:cx5="http://schemas.microsoft.com/office/drawing/2016/5/11/chartex" xmlns:cx6="http://schemas.microsoft.com/office/drawing/2016/5/12/chartex" xmlns:cx7="http://schemas.microsoft.com/office/drawing/2016/5/13/chartex" xmlns:cx8="http://schemas.microsoft.com/office/drawing/2016/5/14/chartex" xmlns:mc="http://schemas.openxmlformats.org/markup-compatibility/2006" xmlns:aink="http://schemas.microsoft.com/office/drawing/2016/ink" xmlns:am3d="http://schemas.microsoft.com/office/drawing/2017/model3d" xmlns:o="urn:schemas-microsoft-com:office:office" xmlns:oel="http://schemas.microsoft.com/office/2019/extlst" xmlns:r="http://schemas.openxmlformats.org/officeDocument/2006/relationships" xmlns:m="http://schemas.openxmlformats.org/officeDocument/2006/math" xmlns:v="urn:schemas-microsoft-com:vml" xmlns:wp14="http://schemas.microsoft.com/office/word/2010/wordprocessingDrawing" xmlns:wp="http://schemas.openxmlformats.org/drawingml/2006/wordprocessingDrawing" xmlns:w10="urn:schemas-microsoft-com:office:word" xmlns:w="http://schemas.openxmlformats.org/wordprocessingml/2006/main" xmlns:w14="http://schemas.microsoft.com/office/word/2010/wordml" xmlns:w15="http://schemas.microsoft.com/office/word/2012/wordml" xmlns:w16cex="http://schemas.microsoft.com/office/word/2018/wordml/cex" xmlns:w16cid="http://schemas.microsoft.com/office/word/2016/wordml/cid" xmlns:w16="http://schemas.microsoft.com/office/word/2018/wordml" xmlns:w16du="http://schemas.microsoft.com/office/word/2023/wordml/word16du" xmlns:w16sdtdh="http://schemas.microsoft.com/office/word/2020/wordml/sdtdatahash" xmlns:w16sdtfl="http://schemas.microsoft.com/office/word/2024/wordml/sdtformatlock" xmlns:w16se="http://schemas.microsoft.com/office/word/2015/wordml/symex" xmlns:wpg="http://schemas.microsoft.com/office/word/2010/wordprocessingGroup" xmlns:wpi="http://schemas.microsoft.com/office/word/2010/wordprocessingInk" xmlns:wne="http://schemas.microsoft.com/office/word/2006/wordml" xmlns:wps="http://schemas.microsoft.com/office/word/2010/wordprocessingShape" mc:Ignorable="w14 w15 w16se w16cid w16 w16cex w16sdtdh w16sdtfl w16du wp14">
   <w:abstractNum w:abstractNumId="0" w15:restartNumberingAfterBreak="0">
-    <w:nsid w:val="08670861"/>
+    <w:nsid w:val="05B65624"/>
     <w:multiLevelType w:val="hybridMultilevel"/>
-    <w:tmpl w:val="ACD28516"/>
-    <w:lvl w:ilvl="0" w:tplc="1BE0DB34">
+    <w:tmpl w:val="D500F148"/>
+    <w:lvl w:ilvl="0" w:tplc="1D5C986C">
       <w:start w:val="1"/>
       <w:numFmt w:val="bullet"/>
       <w:lvlText w:val="●"/>
       <w:lvlJc w:val="left"/>
       <w:pPr>
+        <w:ind w:left="274" w:hanging="187"/>
+      </w:pPr>
+      <w:rPr>
+        <w:rFonts w:ascii="Calibri" w:eastAsia="Calibri" w:hAnsi="Calibri" w:cs="Calibri"/>
+        <w:color w:val="000000"/>
+        <w:sz w:val="20"/>
+        <w:szCs w:val="20"/>
+      </w:rPr>
+    </w:lvl>
+    <w:lvl w:ilvl="1" w:tplc="E228A7F0">
+      <w:numFmt w:val="decimal"/>
+      <w:lvlText w:val=""/>
+      <w:lvlJc w:val="left"/>
+    </w:lvl>
+    <w:lvl w:ilvl="2" w:tplc="46767BCC">
+      <w:numFmt w:val="decimal"/>
+      <w:lvlText w:val=""/>
+      <w:lvlJc w:val="left"/>
+    </w:lvl>
+    <w:lvl w:ilvl="3" w:tplc="E716D9FE">
+      <w:numFmt w:val="decimal"/>
+      <w:lvlText w:val=""/>
+      <w:lvlJc w:val="left"/>
+    </w:lvl>
+    <w:lvl w:ilvl="4" w:tplc="878EBB04">
+      <w:numFmt w:val="decimal"/>
+      <w:lvlText w:val=""/>
+      <w:lvlJc w:val="left"/>
+    </w:lvl>
+    <w:lvl w:ilvl="5" w:tplc="3B209326">
+      <w:numFmt w:val="decimal"/>
+      <w:lvlText w:val=""/>
+      <w:lvlJc w:val="left"/>
+    </w:lvl>
+    <w:lvl w:ilvl="6" w:tplc="992CD2D6">
+      <w:numFmt w:val="decimal"/>
+      <w:lvlText w:val=""/>
+      <w:lvlJc w:val="left"/>
+    </w:lvl>
+    <w:lvl w:ilvl="7" w:tplc="11621AE6">
+      <w:numFmt w:val="decimal"/>
+      <w:lvlText w:val=""/>
+      <w:lvlJc w:val="left"/>
+    </w:lvl>
+    <w:lvl w:ilvl="8" w:tplc="2D766308">
+      <w:numFmt w:val="decimal"/>
+      <w:lvlText w:val=""/>
+      <w:lvlJc w:val="left"/>
+    </w:lvl>
+  </w:abstractNum>
+  <w:abstractNum w:abstractNumId="1" w15:restartNumberingAfterBreak="0">
+    <w:nsid w:val="3DA94DF1"/>
+    <w:multiLevelType w:val="hybridMultilevel"/>
+    <w:tmpl w:val="390007F6"/>
+    <w:lvl w:ilvl="0" w:tplc="D2F0F278">
+      <w:start w:val="1"/>
+      <w:numFmt w:val="bullet"/>
+      <w:lvlText w:val="●"/>
+      <w:lvlJc w:val="left"/>
+      <w:pPr>
         <w:ind w:left="720" w:hanging="360"/>
       </w:pPr>
     </w:lvl>
-    <w:lvl w:ilvl="1" w:tplc="F5347576">
+    <w:lvl w:ilvl="1" w:tplc="9CC0DCE6">
       <w:start w:val="1"/>
       <w:numFmt w:val="bullet"/>
       <w:lvlText w:val="○"/>
@@ -948,7 +682,7 @@
         <w:ind w:left="1440" w:hanging="360"/>
       </w:pPr>
     </w:lvl>
-    <w:lvl w:ilvl="2" w:tplc="BBF64CB8">
+    <w:lvl w:ilvl="2" w:tplc="EC565B30">
       <w:start w:val="1"/>
       <w:numFmt w:val="bullet"/>
       <w:lvlText w:val="■"/>
@@ -957,7 +691,7 @@
         <w:ind w:left="2160" w:hanging="360"/>
       </w:pPr>
     </w:lvl>
-    <w:lvl w:ilvl="3" w:tplc="AAEA46D0">
+    <w:lvl w:ilvl="3" w:tplc="9E5CAF98">
       <w:start w:val="1"/>
       <w:numFmt w:val="bullet"/>
       <w:lvlText w:val="●"/>
@@ -966,7 +700,7 @@
         <w:ind w:left="2880" w:hanging="360"/>
       </w:pPr>
     </w:lvl>
-    <w:lvl w:ilvl="4" w:tplc="195E8160">
+    <w:lvl w:ilvl="4" w:tplc="E0BE96AE">
       <w:start w:val="1"/>
       <w:numFmt w:val="bullet"/>
       <w:lvlText w:val="○"/>
@@ -975,7 +709,7 @@
         <w:ind w:left="3600" w:hanging="360"/>
       </w:pPr>
     </w:lvl>
-    <w:lvl w:ilvl="5" w:tplc="DD9068F0">
+    <w:lvl w:ilvl="5" w:tplc="3412E362">
       <w:start w:val="1"/>
       <w:numFmt w:val="bullet"/>
       <w:lvlText w:val="■"/>
@@ -984,7 +718,7 @@
         <w:ind w:left="4320" w:hanging="360"/>
       </w:pPr>
     </w:lvl>
-    <w:lvl w:ilvl="6" w:tplc="3F7A7C22">
+    <w:lvl w:ilvl="6" w:tplc="D156659A">
       <w:start w:val="1"/>
       <w:numFmt w:val="bullet"/>
       <w:lvlText w:val="●"/>
@@ -993,7 +727,7 @@
         <w:ind w:left="5040" w:hanging="360"/>
       </w:pPr>
     </w:lvl>
-    <w:lvl w:ilvl="7" w:tplc="A4200152">
+    <w:lvl w:ilvl="7" w:tplc="3B323ECC">
       <w:start w:val="1"/>
       <w:numFmt w:val="bullet"/>
       <w:lvlText w:val="●"/>
@@ -1002,7 +736,7 @@
         <w:ind w:left="5760" w:hanging="360"/>
       </w:pPr>
     </w:lvl>
-    <w:lvl w:ilvl="8" w:tplc="1AC66278">
+    <w:lvl w:ilvl="8" w:tplc="858498CA">
       <w:start w:val="1"/>
       <w:numFmt w:val="bullet"/>
       <w:lvlText w:val="●"/>
@@ -1012,68 +746,14 @@
       </w:pPr>
     </w:lvl>
   </w:abstractNum>
-  <w:abstractNum w:abstractNumId="1" w15:restartNumberingAfterBreak="0">
-    <w:nsid w:val="4EC64A24"/>
-    <w:multiLevelType w:val="hybridMultilevel"/>
-    <w:tmpl w:val="2EFABC7E"/>
-    <w:lvl w:ilvl="0" w:tplc="BA52558A">
-      <w:start w:val="1"/>
-      <w:numFmt w:val="bullet"/>
-      <w:lvlText w:val="•"/>
-      <w:lvlJc w:val="left"/>
-      <w:pPr>
-        <w:ind w:left="480" w:hanging="240"/>
-      </w:pPr>
-    </w:lvl>
-    <w:lvl w:ilvl="1" w:tplc="2B1ADB5C">
-      <w:numFmt w:val="decimal"/>
-      <w:lvlText w:val=""/>
-      <w:lvlJc w:val="left"/>
-    </w:lvl>
-    <w:lvl w:ilvl="2" w:tplc="1486C208">
-      <w:numFmt w:val="decimal"/>
-      <w:lvlText w:val=""/>
-      <w:lvlJc w:val="left"/>
-    </w:lvl>
-    <w:lvl w:ilvl="3" w:tplc="34945AF0">
-      <w:numFmt w:val="decimal"/>
-      <w:lvlText w:val=""/>
-      <w:lvlJc w:val="left"/>
-    </w:lvl>
-    <w:lvl w:ilvl="4" w:tplc="145A44A2">
-      <w:numFmt w:val="decimal"/>
-      <w:lvlText w:val=""/>
-      <w:lvlJc w:val="left"/>
-    </w:lvl>
-    <w:lvl w:ilvl="5" w:tplc="462EB28A">
-      <w:numFmt w:val="decimal"/>
-      <w:lvlText w:val=""/>
-      <w:lvlJc w:val="left"/>
-    </w:lvl>
-    <w:lvl w:ilvl="6" w:tplc="EFA64020">
-      <w:numFmt w:val="decimal"/>
-      <w:lvlText w:val=""/>
-      <w:lvlJc w:val="left"/>
-    </w:lvl>
-    <w:lvl w:ilvl="7" w:tplc="963871C6">
-      <w:numFmt w:val="decimal"/>
-      <w:lvlText w:val=""/>
-      <w:lvlJc w:val="left"/>
-    </w:lvl>
-    <w:lvl w:ilvl="8" w:tplc="12A0FFC6">
-      <w:numFmt w:val="decimal"/>
-      <w:lvlText w:val=""/>
-      <w:lvlJc w:val="left"/>
-    </w:lvl>
-  </w:abstractNum>
-  <w:num w:numId="1" w16cid:durableId="533346986">
-    <w:abstractNumId w:val="0"/>
+  <w:num w:numId="1" w16cid:durableId="1781335547">
+    <w:abstractNumId w:val="1"/>
     <w:lvlOverride w:ilvl="0">
       <w:startOverride w:val="1"/>
     </w:lvlOverride>
   </w:num>
-  <w:num w:numId="2" w16cid:durableId="862286975">
-    <w:abstractNumId w:val="1"/>
+  <w:num w:numId="2" w16cid:durableId="1512331955">
+    <w:abstractNumId w:val="0"/>
     <w:lvlOverride w:ilvl="0">
       <w:startOverride w:val="1"/>
     </w:lvlOverride>
@@ -1086,7 +766,8 @@
   <w:docDefaults>
     <w:rPrDefault>
       <w:rPr>
-        <w:rFonts w:ascii="Arial" w:eastAsia="Arial" w:hAnsi="Arial" w:cs="Arial"/>
+        <w:rFonts w:ascii="Calibri" w:eastAsia="Calibri" w:hAnsi="Calibri" w:cs="Calibri"/>
+        <w:color w:val="000000"/>
         <w:lang w:val="en-GB" w:eastAsia="en-GB" w:bidi="ar-SA"/>
       </w:rPr>
     </w:rPrDefault>
@@ -1669,30 +1350,6 @@
       <w:szCs w:val="20"/>
     </w:rPr>
   </w:style>
-  <w:style w:type="character" w:styleId="UnresolvedMention">
-    <w:name w:val="Unresolved Mention"/>
-    <w:basedOn w:val="DefaultParagraphFont"/>
-    <w:uiPriority w:val="99"/>
-    <w:semiHidden/>
-    <w:unhideWhenUsed/>
-    <w:rsid w:val="00C267E6"/>
-    <w:rPr>
-      <w:color w:val="605E5C"/>
-      <w:shd w:val="clear" w:color="auto" w:fill="E1DFDD"/>
-    </w:rPr>
-  </w:style>
-  <w:style w:type="character" w:styleId="FollowedHyperlink">
-    <w:name w:val="FollowedHyperlink"/>
-    <w:basedOn w:val="DefaultParagraphFont"/>
-    <w:uiPriority w:val="99"/>
-    <w:semiHidden/>
-    <w:unhideWhenUsed/>
-    <w:rsid w:val="00C267E6"/>
-    <w:rPr>
-      <w:color w:val="96607D" w:themeColor="followedHyperlink"/>
-      <w:u w:val="single"/>
-    </w:rPr>
-  </w:style>
 </w:styles>
 </file>
 
